--- a/public/templates/template-expert-bachelor.docx
+++ b/public/templates/template-expert-bachelor.docx
@@ -278,7 +278,7 @@
           <w:sz w:val="32"/>
           <w:szCs w:val="32"/>
         </w:rPr>
-        <w:object w:dxaOrig="1440" w:dyaOrig="1440" w14:anchorId="404C84E4">
+        <w:object w:dxaOrig="1440" w:dyaOrig="1440" w14:anchorId="2D32EEA6">
           <v:shapetype id="_x0000_t75" coordsize="21600,21600" o:spt="75" o:preferrelative="t" path="m@4@5l@4@11@9@11@9@5xe" filled="f" stroked="f">
             <v:stroke joinstyle="miter"/>
             <v:formulas>
@@ -302,7 +302,7 @@
             <v:imagedata r:id="rId8" o:title=""/>
             <w10:wrap anchory="page"/>
           </v:shape>
-          <o:OLEObject Type="Embed" ProgID="Word.Picture.8" ShapeID="_x0000_s2050" DrawAspect="Content" ObjectID="_1838957538" r:id="rId9"/>
+          <o:OLEObject Type="Embed" ProgID="Word.Picture.8" ShapeID="_x0000_s2050" DrawAspect="Content" ObjectID="_1840775914" r:id="rId9"/>
         </w:object>
       </w:r>
     </w:p>
@@ -330,7 +330,23 @@
           <w:sz w:val="32"/>
           <w:szCs w:val="32"/>
         </w:rPr>
-        <w:t xml:space="preserve"> {{docNumber}}</w:t>
+        <w:t xml:space="preserve"> {{</w:t>
+      </w:r>
+      <w:r>
+        <w:rPr>
+          <w:rFonts w:ascii="TH SarabunPSK" w:hAnsi="TH SarabunPSK" w:cs="TH SarabunPSK"/>
+          <w:sz w:val="32"/>
+          <w:szCs w:val="32"/>
+        </w:rPr>
+        <w:t>docNumber</w:t>
+      </w:r>
+      <w:r>
+        <w:rPr>
+          <w:rFonts w:ascii="TH SarabunPSK" w:hAnsi="TH SarabunPSK" w:cs="TH SarabunPSK"/>
+          <w:sz w:val="32"/>
+          <w:szCs w:val="32"/>
+        </w:rPr>
+        <w:t>}}</w:t>
       </w:r>
       <w:r>
         <w:rPr>
